--- a/src/content/bios/Gaviria-CA 2015.docx
+++ b/src/content/bios/Gaviria-CA 2015.docx
@@ -1822,7 +1822,7 @@
             <w:rFonts w:ascii="Times New Roman" w:hAnsi="Times New Roman"/>
             <w:u w:val="none"/>
           </w:rPr>
-          <w:t>www.oas.org/en/media_center/speeches_ sgGavirialist.asp</w:t>
+          <w:t>www.oas.org/en/media_center/speeches_sgGavirialist.asp</w:t>
         </w:r>
       </w:hyperlink>
       <w:r>
@@ -2099,7 +2099,7 @@
             <w:rFonts w:ascii="Times New Roman" w:hAnsi="Times New Roman"/>
             <w:u w:val="none"/>
           </w:rPr>
-          <w:t>http://articles.latimes.com/1994-11-06/opinion/op-59205_1_ united-states</w:t>
+          <w:t>http://articles.latimes.com/1994-11-06/opinion/op-59205_1_united-states</w:t>
         </w:r>
       </w:hyperlink>
       <w:r>
